--- a/Resume - 2025.docx
+++ b/Resume - 2025.docx
@@ -215,10 +215,20 @@
           <w:i/>
           <w:iCs/>
         </w:rPr>
-        <w:t>GPA:</w:t>
-      </w:r>
-      <w:r>
-        <w:t xml:space="preserve"> 3.</w:t>
+        <w:t>GPA</w:t>
+      </w:r>
+      <w:r>
+        <w:rPr>
+          <w:i/>
+          <w:iCs/>
+        </w:rPr>
+        <w:t xml:space="preserve">: </w:t>
+      </w:r>
+      <w:r>
+        <w:t>3</w:t>
+      </w:r>
+      <w:r>
+        <w:t>.</w:t>
       </w:r>
       <w:r>
         <w:t>40</w:t>
@@ -262,7 +272,245 @@
         <w:pBdr>
           <w:bottom w:val="single" w:sz="6" w:space="1" w:color="auto"/>
         </w:pBdr>
+        <w:spacing w:before="120" w:afterLines="20" w:after="48" w:line="240" w:lineRule="auto"/>
+        <w:rPr>
+          <w:rFonts w:ascii="Georgia" w:hAnsi="Georgia" w:cs="Tahoma"/>
+          <w:color w:val="000000" w:themeColor="text1"/>
+          <w:sz w:val="36"/>
+          <w:szCs w:val="36"/>
+        </w:rPr>
+      </w:pPr>
+      <w:r>
+        <w:rPr>
+          <w:rFonts w:ascii="Georgia" w:hAnsi="Georgia" w:cs="Tahoma"/>
+          <w:color w:val="000000" w:themeColor="text1"/>
+          <w:sz w:val="36"/>
+          <w:szCs w:val="36"/>
+        </w:rPr>
+        <w:t>Research</w:t>
+      </w:r>
+    </w:p>
+    <w:p>
+      <w:pPr>
         <w:spacing w:afterLines="20" w:after="48" w:line="240" w:lineRule="auto"/>
+        <w:rPr>
+          <w:b/>
+          <w:bCs/>
+        </w:rPr>
+      </w:pPr>
+      <w:r>
+        <w:rPr>
+          <w:b/>
+          <w:bCs/>
+        </w:rPr>
+        <w:t xml:space="preserve">Ethos </w:t>
+      </w:r>
+      <w:proofErr w:type="gramStart"/>
+      <w:r>
+        <w:rPr>
+          <w:b/>
+          <w:bCs/>
+        </w:rPr>
+        <w:t>Lab</w:t>
+      </w:r>
+      <w:r>
+        <w:rPr>
+          <w:b/>
+          <w:bCs/>
+        </w:rPr>
+        <w:t xml:space="preserve"> @</w:t>
+      </w:r>
+      <w:proofErr w:type="gramEnd"/>
+      <w:r>
+        <w:rPr>
+          <w:b/>
+          <w:bCs/>
+        </w:rPr>
+        <w:t xml:space="preserve"> Department of Computer Science</w:t>
+      </w:r>
+      <w:r>
+        <w:rPr>
+          <w:b/>
+          <w:bCs/>
+        </w:rPr>
+        <w:tab/>
+      </w:r>
+      <w:r>
+        <w:rPr>
+          <w:b/>
+          <w:bCs/>
+        </w:rPr>
+        <w:tab/>
+      </w:r>
+      <w:r>
+        <w:rPr>
+          <w:b/>
+          <w:bCs/>
+        </w:rPr>
+        <w:tab/>
+      </w:r>
+      <w:r>
+        <w:rPr>
+          <w:b/>
+          <w:bCs/>
+        </w:rPr>
+        <w:tab/>
+      </w:r>
+      <w:r>
+        <w:rPr>
+          <w:b/>
+          <w:bCs/>
+        </w:rPr>
+        <w:t xml:space="preserve">      </w:t>
+      </w:r>
+      <w:r>
+        <w:t>Stony Brook University</w:t>
+      </w:r>
+      <w:r>
+        <w:rPr>
+          <w:b/>
+          <w:bCs/>
+        </w:rPr>
+        <w:tab/>
+      </w:r>
+    </w:p>
+    <w:p>
+      <w:pPr>
+        <w:spacing w:afterLines="20" w:after="48" w:line="240" w:lineRule="auto"/>
+        <w:rPr>
+          <w:i/>
+          <w:iCs/>
+        </w:rPr>
+      </w:pPr>
+      <w:r>
+        <w:rPr>
+          <w:i/>
+          <w:iCs/>
+        </w:rPr>
+        <w:t>Undergraduate Research</w:t>
+      </w:r>
+      <w:r>
+        <w:rPr>
+          <w:i/>
+          <w:iCs/>
+        </w:rPr>
+        <w:t xml:space="preserve"> Assistant</w:t>
+      </w:r>
+      <w:r>
+        <w:rPr>
+          <w:i/>
+          <w:iCs/>
+        </w:rPr>
+        <w:tab/>
+      </w:r>
+      <w:r>
+        <w:rPr>
+          <w:i/>
+          <w:iCs/>
+        </w:rPr>
+        <w:tab/>
+        <w:t xml:space="preserve">            </w:t>
+      </w:r>
+      <w:r>
+        <w:rPr>
+          <w:i/>
+          <w:iCs/>
+        </w:rPr>
+        <w:tab/>
+      </w:r>
+      <w:r>
+        <w:rPr>
+          <w:i/>
+          <w:iCs/>
+        </w:rPr>
+        <w:tab/>
+      </w:r>
+      <w:r>
+        <w:rPr>
+          <w:i/>
+          <w:iCs/>
+        </w:rPr>
+        <w:tab/>
+      </w:r>
+      <w:r>
+        <w:rPr>
+          <w:i/>
+          <w:iCs/>
+        </w:rPr>
+        <w:tab/>
+        <w:t xml:space="preserve">           </w:t>
+      </w:r>
+      <w:r>
+        <w:rPr>
+          <w:i/>
+          <w:iCs/>
+        </w:rPr>
+        <w:t>Sep</w:t>
+      </w:r>
+      <w:r>
+        <w:rPr>
+          <w:i/>
+          <w:iCs/>
+        </w:rPr>
+        <w:t xml:space="preserve"> 2025 –Present</w:t>
+      </w:r>
+    </w:p>
+    <w:p>
+      <w:pPr>
+        <w:pStyle w:val="ListParagraph"/>
+        <w:numPr>
+          <w:ilvl w:val="0"/>
+          <w:numId w:val="10"/>
+        </w:numPr>
+        <w:spacing w:afterLines="20" w:after="48" w:line="240" w:lineRule="auto"/>
+        <w:rPr>
+          <w:i/>
+          <w:iCs/>
+        </w:rPr>
+      </w:pPr>
+      <w:r>
+        <w:rPr>
+          <w:i/>
+          <w:iCs/>
+        </w:rPr>
+        <w:t>Developing fraud detection algorithms to identify EZ-Pass scam patterns, analyzing payment processing vulnerabilities and transaction anomalies</w:t>
+      </w:r>
+    </w:p>
+    <w:p>
+      <w:pPr>
+        <w:pStyle w:val="ListParagraph"/>
+        <w:numPr>
+          <w:ilvl w:val="0"/>
+          <w:numId w:val="10"/>
+        </w:numPr>
+        <w:spacing w:afterLines="20" w:after="48" w:line="240" w:lineRule="auto"/>
+        <w:rPr>
+          <w:i/>
+          <w:iCs/>
+        </w:rPr>
+      </w:pPr>
+      <w:r>
+        <w:rPr>
+          <w:i/>
+          <w:iCs/>
+        </w:rPr>
+        <w:t>Automated scammer behavior monitoring using Selenium and Python, generating test</w:t>
+      </w:r>
+      <w:r>
+        <w:rPr>
+          <w:i/>
+          <w:iCs/>
+        </w:rPr>
+        <w:t xml:space="preserve"> payment data to estimate potential financial damage and identify attack vectors.</w:t>
+      </w:r>
+    </w:p>
+    <w:p>
+      <w:pPr>
+        <w:pStyle w:val="Heading1"/>
+        <w:pBdr>
+          <w:bottom w:val="single" w:sz="6" w:space="1" w:color="auto"/>
+        </w:pBdr>
+        <w:spacing w:before="120" w:afterLines="20" w:after="48" w:line="240" w:lineRule="auto"/>
         <w:rPr>
           <w:rFonts w:ascii="Georgia" w:hAnsi="Georgia" w:cs="Tahoma"/>
           <w:color w:val="000000" w:themeColor="text1"/>
@@ -465,7 +713,7 @@
         <w:spacing w:afterLines="20" w:after="48" w:line="240" w:lineRule="auto"/>
       </w:pPr>
       <w:r>
-        <w:t>Reinforced algorithm design and problem-solving skills by walking students through code examples, debugging strategies, and complexity trade-offs in Java.</w:t>
+        <w:t xml:space="preserve">Held midterm reviews </w:t>
       </w:r>
     </w:p>
     <w:p>
@@ -605,8 +853,31 @@
         <w:spacing w:afterLines="20" w:after="48" w:line="240" w:lineRule="auto"/>
       </w:pPr>
       <w:r>
-        <w:t xml:space="preserve">Helped develop a game in Godot to be used in hands-on workshops to teach members foundational </w:t>
-      </w:r>
+        <w:t>Helped develop a game in Godot to be used in hands-on workshops to teach members foundational</w:t>
+      </w:r>
+      <w:r>
+        <w:t xml:space="preserve"> game design and development techniques. </w:t>
+      </w:r>
+      <w:hyperlink r:id="rId8" w:history="1">
+        <w:r>
+          <w:rPr>
+            <w:rStyle w:val="Hyperlink"/>
+          </w:rPr>
+          <w:t>(</w:t>
+        </w:r>
+        <w:r>
+          <w:rPr>
+            <w:rStyle w:val="Hyperlink"/>
+          </w:rPr>
+          <w:t xml:space="preserve">Github </w:t>
+        </w:r>
+        <w:r>
+          <w:rPr>
+            <w:rStyle w:val="Hyperlink"/>
+          </w:rPr>
+          <w:t>Link)</w:t>
+        </w:r>
+      </w:hyperlink>
     </w:p>
     <w:p>
       <w:pPr>
@@ -671,12 +942,6 @@
           <w:bCs/>
         </w:rPr>
         <w:tab/>
-      </w:r>
-      <w:r>
-        <w:rPr>
-          <w:b/>
-          <w:bCs/>
-        </w:rPr>
         <w:t xml:space="preserve"> </w:t>
       </w:r>
       <w:r>
@@ -780,28 +1045,14 @@
     </w:p>
     <w:p>
       <w:pPr>
-        <w:pStyle w:val="ListParagraph"/>
         <w:numPr>
           <w:ilvl w:val="0"/>
-          <w:numId w:val="6"/>
+          <w:numId w:val="11"/>
         </w:numPr>
         <w:spacing w:afterLines="20" w:after="48" w:line="240" w:lineRule="auto"/>
       </w:pPr>
       <w:r>
         <w:t>Mentored a cohort of 7 international students through biweekly one-on-one meetings, providing academic guidance and cultural adjustment support tailored to individual needs.</w:t>
-      </w:r>
-    </w:p>
-    <w:p>
-      <w:pPr>
-        <w:pStyle w:val="ListParagraph"/>
-        <w:numPr>
-          <w:ilvl w:val="0"/>
-          <w:numId w:val="6"/>
-        </w:numPr>
-        <w:spacing w:afterLines="20" w:after="48" w:line="240" w:lineRule="auto"/>
-      </w:pPr>
-      <w:r>
-        <w:t>Organized group coffee chats and campus events to foster community, encourage peer connections, and promote engagement in student life.</w:t>
       </w:r>
     </w:p>
     <w:p>
@@ -810,7 +1061,7 @@
         <w:pBdr>
           <w:bottom w:val="single" w:sz="6" w:space="1" w:color="auto"/>
         </w:pBdr>
-        <w:spacing w:afterLines="20" w:after="48" w:line="240" w:lineRule="auto"/>
+        <w:spacing w:before="120" w:afterLines="20" w:after="48" w:line="240" w:lineRule="auto"/>
         <w:rPr>
           <w:rFonts w:ascii="Georgia" w:hAnsi="Georgia" w:cs="Tahoma"/>
           <w:color w:val="000000" w:themeColor="text1"/>
@@ -832,7 +1083,7 @@
       <w:pPr>
         <w:spacing w:afterLines="20" w:after="48" w:line="240" w:lineRule="auto"/>
       </w:pPr>
-      <w:hyperlink r:id="rId8" w:history="1">
+      <w:hyperlink r:id="rId9" w:history="1">
         <w:r>
           <w:rPr>
             <w:rStyle w:val="Hyperlink"/>
@@ -843,7 +1094,7 @@
         </w:r>
       </w:hyperlink>
       <w:r>
-        <w:t xml:space="preserve"> – (Node.js, Discord.js, Cloud, )</w:t>
+        <w:t xml:space="preserve"> – (Node.js, Discord.js, Cloud)</w:t>
       </w:r>
     </w:p>
     <w:p>
@@ -875,33 +1126,13 @@
         <w:spacing w:afterLines="20" w:after="48" w:line="240" w:lineRule="auto"/>
       </w:pPr>
       <w:r>
-        <w:t>Implemented customizable DM notifications, VIP lists, and channel thresholds for real-time monitoring.</w:t>
-      </w:r>
-    </w:p>
-    <w:p>
-      <w:pPr>
-        <w:spacing w:afterLines="20" w:after="48" w:line="240" w:lineRule="auto"/>
-      </w:pPr>
-      <w:hyperlink r:id="rId9" w:history="1">
-        <w:r>
-          <w:rPr>
-            <w:rStyle w:val="Hyperlink"/>
-            <w:b/>
-            <w:bCs/>
-          </w:rPr>
-          <w:t>GDDC Example Game</w:t>
-        </w:r>
-      </w:hyperlink>
-      <w:r>
-        <w:t xml:space="preserve"> – (Godot)</w:t>
-      </w:r>
-    </w:p>
-    <w:p>
-      <w:pPr>
-        <w:spacing w:afterLines="20" w:after="48" w:line="240" w:lineRule="auto"/>
-      </w:pPr>
-      <w:r>
-        <w:t>Collaborated with peers in the Game Development &amp; Design Club to create a Mario-style platformer in Godot 4.4.</w:t>
+        <w:t xml:space="preserve">Implemented customizable DM notifications, VIP lists, and channel thresholds for </w:t>
+      </w:r>
+      <w:r>
+        <w:t xml:space="preserve">each user and server with </w:t>
+      </w:r>
+      <w:r>
+        <w:t>real-time monitoring.</w:t>
       </w:r>
     </w:p>
     <w:p>
@@ -910,7 +1141,7 @@
         <w:pBdr>
           <w:bottom w:val="single" w:sz="6" w:space="1" w:color="auto"/>
         </w:pBdr>
-        <w:spacing w:afterLines="20" w:after="48" w:line="240" w:lineRule="auto"/>
+        <w:spacing w:before="120" w:afterLines="20" w:after="48" w:line="240" w:lineRule="auto"/>
         <w:rPr>
           <w:rFonts w:ascii="Georgia" w:hAnsi="Georgia" w:cs="Tahoma"/>
           <w:color w:val="000000" w:themeColor="text1"/>
@@ -1105,6 +1336,12 @@
           <w:rFonts w:cs="Tahoma"/>
         </w:rPr>
         <w:t>, MongoDB, Express.js</w:t>
+      </w:r>
+      <w:r>
+        <w:rPr>
+          <w:rFonts w:cs="Tahoma"/>
+        </w:rPr>
+        <w:t>, PostgreSQL</w:t>
       </w:r>
     </w:p>
     <w:sectPr>
@@ -1322,6 +1559,205 @@
     </w:lvl>
   </w:abstractNum>
   <w:abstractNum w:abstractNumId="2" w15:restartNumberingAfterBreak="0">
+    <w:nsid w:val="3AD36624"/>
+    <w:multiLevelType w:val="hybridMultilevel"/>
+    <w:tmpl w:val="629423D0"/>
+    <w:lvl w:ilvl="0" w:tplc="0409000F">
+      <w:start w:val="1"/>
+      <w:numFmt w:val="decimal"/>
+      <w:lvlText w:val="%1."/>
+      <w:lvlJc w:val="left"/>
+      <w:pPr>
+        <w:ind w:left="720" w:hanging="360"/>
+      </w:pPr>
+    </w:lvl>
+    <w:lvl w:ilvl="1" w:tplc="04090019" w:tentative="1">
+      <w:start w:val="1"/>
+      <w:numFmt w:val="lowerLetter"/>
+      <w:lvlText w:val="%2."/>
+      <w:lvlJc w:val="left"/>
+      <w:pPr>
+        <w:ind w:left="1440" w:hanging="360"/>
+      </w:pPr>
+    </w:lvl>
+    <w:lvl w:ilvl="2" w:tplc="0409001B" w:tentative="1">
+      <w:start w:val="1"/>
+      <w:numFmt w:val="lowerRoman"/>
+      <w:lvlText w:val="%3."/>
+      <w:lvlJc w:val="right"/>
+      <w:pPr>
+        <w:ind w:left="2160" w:hanging="180"/>
+      </w:pPr>
+    </w:lvl>
+    <w:lvl w:ilvl="3" w:tplc="0409000F" w:tentative="1">
+      <w:start w:val="1"/>
+      <w:numFmt w:val="decimal"/>
+      <w:lvlText w:val="%4."/>
+      <w:lvlJc w:val="left"/>
+      <w:pPr>
+        <w:ind w:left="2880" w:hanging="360"/>
+      </w:pPr>
+    </w:lvl>
+    <w:lvl w:ilvl="4" w:tplc="04090019" w:tentative="1">
+      <w:start w:val="1"/>
+      <w:numFmt w:val="lowerLetter"/>
+      <w:lvlText w:val="%5."/>
+      <w:lvlJc w:val="left"/>
+      <w:pPr>
+        <w:ind w:left="3600" w:hanging="360"/>
+      </w:pPr>
+    </w:lvl>
+    <w:lvl w:ilvl="5" w:tplc="0409001B" w:tentative="1">
+      <w:start w:val="1"/>
+      <w:numFmt w:val="lowerRoman"/>
+      <w:lvlText w:val="%6."/>
+      <w:lvlJc w:val="right"/>
+      <w:pPr>
+        <w:ind w:left="4320" w:hanging="180"/>
+      </w:pPr>
+    </w:lvl>
+    <w:lvl w:ilvl="6" w:tplc="0409000F" w:tentative="1">
+      <w:start w:val="1"/>
+      <w:numFmt w:val="decimal"/>
+      <w:lvlText w:val="%7."/>
+      <w:lvlJc w:val="left"/>
+      <w:pPr>
+        <w:ind w:left="5040" w:hanging="360"/>
+      </w:pPr>
+    </w:lvl>
+    <w:lvl w:ilvl="7" w:tplc="04090019" w:tentative="1">
+      <w:start w:val="1"/>
+      <w:numFmt w:val="lowerLetter"/>
+      <w:lvlText w:val="%8."/>
+      <w:lvlJc w:val="left"/>
+      <w:pPr>
+        <w:ind w:left="5760" w:hanging="360"/>
+      </w:pPr>
+    </w:lvl>
+    <w:lvl w:ilvl="8" w:tplc="0409001B" w:tentative="1">
+      <w:start w:val="1"/>
+      <w:numFmt w:val="lowerRoman"/>
+      <w:lvlText w:val="%9."/>
+      <w:lvlJc w:val="right"/>
+      <w:pPr>
+        <w:ind w:left="6480" w:hanging="180"/>
+      </w:pPr>
+    </w:lvl>
+  </w:abstractNum>
+  <w:abstractNum w:abstractNumId="3" w15:restartNumberingAfterBreak="0">
+    <w:nsid w:val="40A53C1E"/>
+    <w:multiLevelType w:val="hybridMultilevel"/>
+    <w:tmpl w:val="381ABF14"/>
+    <w:lvl w:ilvl="0" w:tplc="04090001">
+      <w:start w:val="1"/>
+      <w:numFmt w:val="bullet"/>
+      <w:lvlText w:val=""/>
+      <w:lvlJc w:val="left"/>
+      <w:pPr>
+        <w:ind w:left="720" w:hanging="360"/>
+      </w:pPr>
+      <w:rPr>
+        <w:rFonts w:ascii="Symbol" w:hAnsi="Symbol" w:hint="default"/>
+      </w:rPr>
+    </w:lvl>
+    <w:lvl w:ilvl="1" w:tplc="04090003" w:tentative="1">
+      <w:start w:val="1"/>
+      <w:numFmt w:val="bullet"/>
+      <w:lvlText w:val="o"/>
+      <w:lvlJc w:val="left"/>
+      <w:pPr>
+        <w:ind w:left="1440" w:hanging="360"/>
+      </w:pPr>
+      <w:rPr>
+        <w:rFonts w:ascii="Courier New" w:hAnsi="Courier New" w:cs="Courier New" w:hint="default"/>
+      </w:rPr>
+    </w:lvl>
+    <w:lvl w:ilvl="2" w:tplc="04090005" w:tentative="1">
+      <w:start w:val="1"/>
+      <w:numFmt w:val="bullet"/>
+      <w:lvlText w:val=""/>
+      <w:lvlJc w:val="left"/>
+      <w:pPr>
+        <w:ind w:left="2160" w:hanging="360"/>
+      </w:pPr>
+      <w:rPr>
+        <w:rFonts w:ascii="Wingdings" w:hAnsi="Wingdings" w:hint="default"/>
+      </w:rPr>
+    </w:lvl>
+    <w:lvl w:ilvl="3" w:tplc="04090001" w:tentative="1">
+      <w:start w:val="1"/>
+      <w:numFmt w:val="bullet"/>
+      <w:lvlText w:val=""/>
+      <w:lvlJc w:val="left"/>
+      <w:pPr>
+        <w:ind w:left="2880" w:hanging="360"/>
+      </w:pPr>
+      <w:rPr>
+        <w:rFonts w:ascii="Symbol" w:hAnsi="Symbol" w:hint="default"/>
+      </w:rPr>
+    </w:lvl>
+    <w:lvl w:ilvl="4" w:tplc="04090003" w:tentative="1">
+      <w:start w:val="1"/>
+      <w:numFmt w:val="bullet"/>
+      <w:lvlText w:val="o"/>
+      <w:lvlJc w:val="left"/>
+      <w:pPr>
+        <w:ind w:left="3600" w:hanging="360"/>
+      </w:pPr>
+      <w:rPr>
+        <w:rFonts w:ascii="Courier New" w:hAnsi="Courier New" w:cs="Courier New" w:hint="default"/>
+      </w:rPr>
+    </w:lvl>
+    <w:lvl w:ilvl="5" w:tplc="04090005" w:tentative="1">
+      <w:start w:val="1"/>
+      <w:numFmt w:val="bullet"/>
+      <w:lvlText w:val=""/>
+      <w:lvlJc w:val="left"/>
+      <w:pPr>
+        <w:ind w:left="4320" w:hanging="360"/>
+      </w:pPr>
+      <w:rPr>
+        <w:rFonts w:ascii="Wingdings" w:hAnsi="Wingdings" w:hint="default"/>
+      </w:rPr>
+    </w:lvl>
+    <w:lvl w:ilvl="6" w:tplc="04090001" w:tentative="1">
+      <w:start w:val="1"/>
+      <w:numFmt w:val="bullet"/>
+      <w:lvlText w:val=""/>
+      <w:lvlJc w:val="left"/>
+      <w:pPr>
+        <w:ind w:left="5040" w:hanging="360"/>
+      </w:pPr>
+      <w:rPr>
+        <w:rFonts w:ascii="Symbol" w:hAnsi="Symbol" w:hint="default"/>
+      </w:rPr>
+    </w:lvl>
+    <w:lvl w:ilvl="7" w:tplc="04090003" w:tentative="1">
+      <w:start w:val="1"/>
+      <w:numFmt w:val="bullet"/>
+      <w:lvlText w:val="o"/>
+      <w:lvlJc w:val="left"/>
+      <w:pPr>
+        <w:ind w:left="5760" w:hanging="360"/>
+      </w:pPr>
+      <w:rPr>
+        <w:rFonts w:ascii="Courier New" w:hAnsi="Courier New" w:cs="Courier New" w:hint="default"/>
+      </w:rPr>
+    </w:lvl>
+    <w:lvl w:ilvl="8" w:tplc="04090005" w:tentative="1">
+      <w:start w:val="1"/>
+      <w:numFmt w:val="bullet"/>
+      <w:lvlText w:val=""/>
+      <w:lvlJc w:val="left"/>
+      <w:pPr>
+        <w:ind w:left="6480" w:hanging="360"/>
+      </w:pPr>
+      <w:rPr>
+        <w:rFonts w:ascii="Wingdings" w:hAnsi="Wingdings" w:hint="default"/>
+      </w:rPr>
+    </w:lvl>
+  </w:abstractNum>
+  <w:abstractNum w:abstractNumId="4" w15:restartNumberingAfterBreak="0">
     <w:nsid w:val="4B385F86"/>
     <w:multiLevelType w:val="hybridMultilevel"/>
     <w:tmpl w:val="543AB01C"/>
@@ -1434,7 +1870,120 @@
       </w:rPr>
     </w:lvl>
   </w:abstractNum>
-  <w:abstractNum w:abstractNumId="3" w15:restartNumberingAfterBreak="0">
+  <w:abstractNum w:abstractNumId="5" w15:restartNumberingAfterBreak="0">
+    <w:nsid w:val="4CA87C23"/>
+    <w:multiLevelType w:val="hybridMultilevel"/>
+    <w:tmpl w:val="599417DC"/>
+    <w:lvl w:ilvl="0" w:tplc="04090001">
+      <w:start w:val="1"/>
+      <w:numFmt w:val="bullet"/>
+      <w:lvlText w:val=""/>
+      <w:lvlJc w:val="left"/>
+      <w:pPr>
+        <w:ind w:left="720" w:hanging="360"/>
+      </w:pPr>
+      <w:rPr>
+        <w:rFonts w:ascii="Symbol" w:hAnsi="Symbol" w:hint="default"/>
+      </w:rPr>
+    </w:lvl>
+    <w:lvl w:ilvl="1" w:tplc="04090003" w:tentative="1">
+      <w:start w:val="1"/>
+      <w:numFmt w:val="bullet"/>
+      <w:lvlText w:val="o"/>
+      <w:lvlJc w:val="left"/>
+      <w:pPr>
+        <w:ind w:left="1440" w:hanging="360"/>
+      </w:pPr>
+      <w:rPr>
+        <w:rFonts w:ascii="Courier New" w:hAnsi="Courier New" w:cs="Courier New" w:hint="default"/>
+      </w:rPr>
+    </w:lvl>
+    <w:lvl w:ilvl="2" w:tplc="04090005" w:tentative="1">
+      <w:start w:val="1"/>
+      <w:numFmt w:val="bullet"/>
+      <w:lvlText w:val=""/>
+      <w:lvlJc w:val="left"/>
+      <w:pPr>
+        <w:ind w:left="2160" w:hanging="360"/>
+      </w:pPr>
+      <w:rPr>
+        <w:rFonts w:ascii="Wingdings" w:hAnsi="Wingdings" w:hint="default"/>
+      </w:rPr>
+    </w:lvl>
+    <w:lvl w:ilvl="3" w:tplc="04090001" w:tentative="1">
+      <w:start w:val="1"/>
+      <w:numFmt w:val="bullet"/>
+      <w:lvlText w:val=""/>
+      <w:lvlJc w:val="left"/>
+      <w:pPr>
+        <w:ind w:left="2880" w:hanging="360"/>
+      </w:pPr>
+      <w:rPr>
+        <w:rFonts w:ascii="Symbol" w:hAnsi="Symbol" w:hint="default"/>
+      </w:rPr>
+    </w:lvl>
+    <w:lvl w:ilvl="4" w:tplc="04090003" w:tentative="1">
+      <w:start w:val="1"/>
+      <w:numFmt w:val="bullet"/>
+      <w:lvlText w:val="o"/>
+      <w:lvlJc w:val="left"/>
+      <w:pPr>
+        <w:ind w:left="3600" w:hanging="360"/>
+      </w:pPr>
+      <w:rPr>
+        <w:rFonts w:ascii="Courier New" w:hAnsi="Courier New" w:cs="Courier New" w:hint="default"/>
+      </w:rPr>
+    </w:lvl>
+    <w:lvl w:ilvl="5" w:tplc="04090005" w:tentative="1">
+      <w:start w:val="1"/>
+      <w:numFmt w:val="bullet"/>
+      <w:lvlText w:val=""/>
+      <w:lvlJc w:val="left"/>
+      <w:pPr>
+        <w:ind w:left="4320" w:hanging="360"/>
+      </w:pPr>
+      <w:rPr>
+        <w:rFonts w:ascii="Wingdings" w:hAnsi="Wingdings" w:hint="default"/>
+      </w:rPr>
+    </w:lvl>
+    <w:lvl w:ilvl="6" w:tplc="04090001" w:tentative="1">
+      <w:start w:val="1"/>
+      <w:numFmt w:val="bullet"/>
+      <w:lvlText w:val=""/>
+      <w:lvlJc w:val="left"/>
+      <w:pPr>
+        <w:ind w:left="5040" w:hanging="360"/>
+      </w:pPr>
+      <w:rPr>
+        <w:rFonts w:ascii="Symbol" w:hAnsi="Symbol" w:hint="default"/>
+      </w:rPr>
+    </w:lvl>
+    <w:lvl w:ilvl="7" w:tplc="04090003" w:tentative="1">
+      <w:start w:val="1"/>
+      <w:numFmt w:val="bullet"/>
+      <w:lvlText w:val="o"/>
+      <w:lvlJc w:val="left"/>
+      <w:pPr>
+        <w:ind w:left="5760" w:hanging="360"/>
+      </w:pPr>
+      <w:rPr>
+        <w:rFonts w:ascii="Courier New" w:hAnsi="Courier New" w:cs="Courier New" w:hint="default"/>
+      </w:rPr>
+    </w:lvl>
+    <w:lvl w:ilvl="8" w:tplc="04090005" w:tentative="1">
+      <w:start w:val="1"/>
+      <w:numFmt w:val="bullet"/>
+      <w:lvlText w:val=""/>
+      <w:lvlJc w:val="left"/>
+      <w:pPr>
+        <w:ind w:left="6480" w:hanging="360"/>
+      </w:pPr>
+      <w:rPr>
+        <w:rFonts w:ascii="Wingdings" w:hAnsi="Wingdings" w:hint="default"/>
+      </w:rPr>
+    </w:lvl>
+  </w:abstractNum>
+  <w:abstractNum w:abstractNumId="6" w15:restartNumberingAfterBreak="0">
     <w:nsid w:val="590A1C93"/>
     <w:multiLevelType w:val="hybridMultilevel"/>
     <w:tmpl w:val="C92641A0"/>
@@ -1547,7 +2096,7 @@
       </w:rPr>
     </w:lvl>
   </w:abstractNum>
-  <w:abstractNum w:abstractNumId="4" w15:restartNumberingAfterBreak="0">
+  <w:abstractNum w:abstractNumId="7" w15:restartNumberingAfterBreak="0">
     <w:nsid w:val="6D714D8D"/>
     <w:multiLevelType w:val="hybridMultilevel"/>
     <w:tmpl w:val="E46CC7A4"/>
@@ -1660,7 +2209,7 @@
       </w:rPr>
     </w:lvl>
   </w:abstractNum>
-  <w:abstractNum w:abstractNumId="5" w15:restartNumberingAfterBreak="0">
+  <w:abstractNum w:abstractNumId="8" w15:restartNumberingAfterBreak="0">
     <w:nsid w:val="76D17071"/>
     <w:multiLevelType w:val="hybridMultilevel"/>
     <w:tmpl w:val="13028528"/>
@@ -1749,7 +2298,7 @@
       </w:pPr>
     </w:lvl>
   </w:abstractNum>
-  <w:abstractNum w:abstractNumId="6" w15:restartNumberingAfterBreak="0">
+  <w:abstractNum w:abstractNumId="9" w15:restartNumberingAfterBreak="0">
     <w:nsid w:val="7D876F1A"/>
     <w:multiLevelType w:val="hybridMultilevel"/>
     <w:tmpl w:val="0692905E"/>
@@ -1866,22 +2415,43 @@
     <w:abstractNumId w:val="0"/>
   </w:num>
   <w:num w:numId="2" w16cid:durableId="1554535048">
-    <w:abstractNumId w:val="6"/>
+    <w:abstractNumId w:val="9"/>
   </w:num>
   <w:num w:numId="3" w16cid:durableId="292294771">
-    <w:abstractNumId w:val="2"/>
+    <w:abstractNumId w:val="4"/>
   </w:num>
   <w:num w:numId="4" w16cid:durableId="1568416095">
-    <w:abstractNumId w:val="4"/>
+    <w:abstractNumId w:val="7"/>
   </w:num>
   <w:num w:numId="5" w16cid:durableId="1595894543">
-    <w:abstractNumId w:val="5"/>
+    <w:abstractNumId w:val="8"/>
   </w:num>
   <w:num w:numId="6" w16cid:durableId="1881094009">
-    <w:abstractNumId w:val="3"/>
+    <w:abstractNumId w:val="6"/>
   </w:num>
   <w:num w:numId="7" w16cid:durableId="898127664">
     <w:abstractNumId w:val="1"/>
+  </w:num>
+  <w:num w:numId="8" w16cid:durableId="342899984">
+    <w:abstractNumId w:val="3"/>
+  </w:num>
+  <w:num w:numId="9" w16cid:durableId="1268271500">
+    <w:abstractNumId w:val="2"/>
+  </w:num>
+  <w:num w:numId="10" w16cid:durableId="1854369721">
+    <w:abstractNumId w:val="5"/>
+  </w:num>
+  <w:num w:numId="11" w16cid:durableId="1742292906">
+    <w:abstractNumId w:val="6"/>
+    <w:lvlOverride w:ilvl="0"/>
+    <w:lvlOverride w:ilvl="1"/>
+    <w:lvlOverride w:ilvl="2"/>
+    <w:lvlOverride w:ilvl="3"/>
+    <w:lvlOverride w:ilvl="4"/>
+    <w:lvlOverride w:ilvl="5"/>
+    <w:lvlOverride w:ilvl="6"/>
+    <w:lvlOverride w:ilvl="7"/>
+    <w:lvlOverride w:ilvl="8"/>
   </w:num>
 </w:numbering>
 </file>
@@ -2494,7 +3064,6 @@
   <w:style w:type="character" w:default="1" w:styleId="DefaultParagraphFont">
     <w:name w:val="Default Paragraph Font"/>
     <w:uiPriority w:val="1"/>
-    <w:semiHidden/>
     <w:unhideWhenUsed/>
   </w:style>
   <w:style w:type="table" w:default="1" w:styleId="TableNormal">

--- a/Resume - 2025.docx
+++ b/Resume - 2025.docx
@@ -36,7 +36,7 @@
             <w:rStyle w:val="Hyperlink"/>
             <w:rFonts w:cs="Tahoma"/>
           </w:rPr>
-          <w:t>heinzarniaung.mm@gmail.com</w:t>
+          <w:t>heinzarniaung.dev@gmail.com</w:t>
         </w:r>
       </w:hyperlink>
       <w:r>
@@ -85,7 +85,7 @@
         <w:pBdr>
           <w:bottom w:val="single" w:sz="6" w:space="1" w:color="auto"/>
         </w:pBdr>
-        <w:spacing w:afterLines="20" w:after="48" w:line="240" w:lineRule="auto"/>
+        <w:spacing w:before="120" w:afterLines="20" w:after="48" w:line="240" w:lineRule="auto"/>
         <w:rPr>
           <w:rFonts w:ascii="Georgia" w:hAnsi="Georgia" w:cs="Tahoma"/>
           <w:color w:val="000000" w:themeColor="text1"/>
@@ -190,13 +190,16 @@
         <w:t>Major:</w:t>
       </w:r>
       <w:r>
-        <w:t xml:space="preserve"> Computer Science &amp; Applied Math &amp; Statistics</w:t>
-      </w:r>
-      <w:r>
-        <w:tab/>
-      </w:r>
-      <w:r>
-        <w:tab/>
+        <w:t xml:space="preserve"> Computer Science </w:t>
+      </w:r>
+      <w:r>
+        <w:t>+</w:t>
+      </w:r>
+      <w:r>
+        <w:t xml:space="preserve"> Applied Math &amp; Statistics</w:t>
+      </w:r>
+      <w:r>
+        <w:t xml:space="preserve"> (Data Science)</w:t>
       </w:r>
       <w:r>
         <w:tab/>
@@ -263,7 +266,13 @@
         <w:t xml:space="preserve">Relevant Coursework: </w:t>
       </w:r>
       <w:r>
-        <w:t>Full Stack Development, Programming Abstractions, Systems Fundamentals. Software Security, Algorithms, Statistics &amp; Probability</w:t>
+        <w:t xml:space="preserve">Full Stack Development, </w:t>
+      </w:r>
+      <w:r>
+        <w:t xml:space="preserve">Software Security, </w:t>
+      </w:r>
+      <w:r>
+        <w:t>Programming Abstractions, Systems Fundamentals, Algorithms, Statistics &amp; Probability</w:t>
       </w:r>
     </w:p>
     <w:p>
@@ -303,30 +312,14 @@
           <w:b/>
           <w:bCs/>
         </w:rPr>
-        <w:t xml:space="preserve">Ethos </w:t>
-      </w:r>
-      <w:proofErr w:type="gramStart"/>
-      <w:r>
-        <w:rPr>
-          <w:b/>
-          <w:bCs/>
-        </w:rPr>
-        <w:t>Lab</w:t>
-      </w:r>
-      <w:r>
-        <w:rPr>
-          <w:b/>
-          <w:bCs/>
-        </w:rPr>
-        <w:t xml:space="preserve"> @</w:t>
-      </w:r>
-      <w:proofErr w:type="gramEnd"/>
-      <w:r>
-        <w:rPr>
-          <w:b/>
-          <w:bCs/>
-        </w:rPr>
-        <w:t xml:space="preserve"> Department of Computer Science</w:t>
+        <w:t>Ethos Lab</w:t>
+      </w:r>
+      <w:r>
+        <w:rPr>
+          <w:b/>
+          <w:bCs/>
+        </w:rPr>
+        <w:t xml:space="preserve"> @ Department of Computer Science</w:t>
       </w:r>
       <w:r>
         <w:rPr>
@@ -387,14 +380,7 @@
           <w:i/>
           <w:iCs/>
         </w:rPr>
-        <w:t>Undergraduate Research</w:t>
-      </w:r>
-      <w:r>
-        <w:rPr>
-          <w:i/>
-          <w:iCs/>
-        </w:rPr>
-        <w:t xml:space="preserve"> Assistant</w:t>
+        <w:t>Undergraduate Research Assistant</w:t>
       </w:r>
       <w:r>
         <w:rPr>
@@ -438,21 +424,7 @@
           <w:iCs/>
         </w:rPr>
         <w:tab/>
-        <w:t xml:space="preserve">           </w:t>
-      </w:r>
-      <w:r>
-        <w:rPr>
-          <w:i/>
-          <w:iCs/>
-        </w:rPr>
-        <w:t>Sep</w:t>
-      </w:r>
-      <w:r>
-        <w:rPr>
-          <w:i/>
-          <w:iCs/>
-        </w:rPr>
-        <w:t xml:space="preserve"> 2025 –Present</w:t>
+        <w:t xml:space="preserve">           Sep 2025 –Present</w:t>
       </w:r>
     </w:p>
     <w:p>
@@ -713,7 +685,7 @@
         <w:spacing w:afterLines="20" w:after="48" w:line="240" w:lineRule="auto"/>
       </w:pPr>
       <w:r>
-        <w:t xml:space="preserve">Held midterm reviews </w:t>
+        <w:t>Conducted comprehensive midterm review sessions, creating practice problems and visual explanations to clarify challenging concepts.</w:t>
       </w:r>
     </w:p>
     <w:p>
@@ -1286,6 +1258,12 @@
           <w:rFonts w:cs="Tahoma"/>
         </w:rPr>
         <w:t>, ESP32</w:t>
+      </w:r>
+      <w:r>
+        <w:rPr>
+          <w:rFonts w:cs="Tahoma"/>
+        </w:rPr>
+        <w:t xml:space="preserve"> </w:t>
       </w:r>
     </w:p>
     <w:p>
@@ -2443,15 +2421,6 @@
   </w:num>
   <w:num w:numId="11" w16cid:durableId="1742292906">
     <w:abstractNumId w:val="6"/>
-    <w:lvlOverride w:ilvl="0"/>
-    <w:lvlOverride w:ilvl="1"/>
-    <w:lvlOverride w:ilvl="2"/>
-    <w:lvlOverride w:ilvl="3"/>
-    <w:lvlOverride w:ilvl="4"/>
-    <w:lvlOverride w:ilvl="5"/>
-    <w:lvlOverride w:ilvl="6"/>
-    <w:lvlOverride w:ilvl="7"/>
-    <w:lvlOverride w:ilvl="8"/>
   </w:num>
 </w:numbering>
 </file>
@@ -3064,6 +3033,7 @@
   <w:style w:type="character" w:default="1" w:styleId="DefaultParagraphFont">
     <w:name w:val="Default Paragraph Font"/>
     <w:uiPriority w:val="1"/>
+    <w:semiHidden/>
     <w:unhideWhenUsed/>
   </w:style>
   <w:style w:type="table" w:default="1" w:styleId="TableNormal">

--- a/Resume - 2025.docx
+++ b/Resume - 2025.docx
@@ -1263,7 +1263,7 @@
         <w:rPr>
           <w:rFonts w:cs="Tahoma"/>
         </w:rPr>
-        <w:t xml:space="preserve"> </w:t>
+        <w:t>, AWS</w:t>
       </w:r>
     </w:p>
     <w:p>

--- a/Resume - 2025.docx
+++ b/Resume - 2025.docx
@@ -123,7 +123,7 @@
         <w:tab/>
         <w:tab/>
         <w:tab/>
-        <w:t xml:space="preserve">   </w:t>
+        <w:t xml:space="preserve">  </w:t>
       </w:r>
       <w:r>
         <w:rPr>
@@ -248,7 +248,7 @@
         <w:tab/>
         <w:tab/>
         <w:tab/>
-        <w:t xml:space="preserve">      </w:t>
+        <w:t xml:space="preserve">   </w:t>
       </w:r>
       <w:r>
         <w:rPr/>
@@ -284,7 +284,7 @@
         <w:tab/>
         <w:tab/>
         <w:tab/>
-        <w:t xml:space="preserve">           Sep 2025 –Present</w:t>
+        <w:t xml:space="preserve">  Sep 2025–Present</w:t>
       </w:r>
     </w:p>
     <w:p>
@@ -376,7 +376,7 @@
         <w:tab/>
         <w:tab/>
         <w:tab/>
-        <w:t xml:space="preserve">      </w:t>
+        <w:t xml:space="preserve">   </w:t>
       </w:r>
       <w:r>
         <w:rPr/>
@@ -409,7 +409,7 @@
         <w:tab/>
         <w:tab/>
         <w:tab/>
-        <w:t xml:space="preserve">           Aug 2025 –Present</w:t>
+        <w:t xml:space="preserve"> Aug 2025–Present</w:t>
       </w:r>
     </w:p>
     <w:p>
@@ -464,7 +464,7 @@
         <w:tab/>
         <w:tab/>
         <w:tab/>
-        <w:t xml:space="preserve">       Stony Brook University</w:t>
+        <w:t xml:space="preserve">   Stony Brook University</w:t>
       </w:r>
     </w:p>
     <w:p>
@@ -491,7 +491,7 @@
         <w:tab/>
         <w:tab/>
         <w:tab/>
-        <w:t xml:space="preserve">              Aug 2025 - Present</w:t>
+        <w:t xml:space="preserve">            Aug 2025 - Present</w:t>
       </w:r>
     </w:p>
     <w:p>
@@ -558,7 +558,7 @@
         <w:tab/>
         <w:t xml:space="preserve"> </w:t>
         <w:tab/>
-        <w:t xml:space="preserve">      </w:t>
+        <w:t xml:space="preserve">   </w:t>
       </w:r>
       <w:r>
         <w:rPr/>
@@ -594,9 +594,7 @@
         <w:tab/>
         <w:tab/>
         <w:tab/>
-        <w:tab/>
-        <w:tab/>
-        <w:t xml:space="preserve"> Aug 2025 –Present</w:t>
+        <w:t xml:space="preserve">            Aug 2025 –Present</w:t>
       </w:r>
     </w:p>
     <w:p>
@@ -1639,7 +1637,7 @@
   <w:docDefaults>
     <w:rPrDefault>
       <w:rPr>
-        <w:rFonts w:ascii="Aptos" w:hAnsi="Aptos" w:eastAsia="Aptos" w:cs="Myanmar Text" w:asciiTheme="minorHAnsi" w:cstheme="minorBidi" w:eastAsiaTheme="minorHAnsi" w:hAnsiTheme="minorHAnsi"/>
+        <w:rFonts w:ascii="Aptos" w:hAnsi="Aptos" w:eastAsia="Aptos" w:cs="" w:asciiTheme="minorHAnsi" w:cstheme="minorBidi" w:eastAsiaTheme="minorHAnsi" w:hAnsiTheme="minorHAnsi"/>
         <w:kern w:val="2"/>
         <w:sz w:val="24"/>
         <w:szCs w:val="24"/>
@@ -2037,6 +2035,7 @@
     <w:rsid w:val="007861e6"/>
     <w:pPr>
       <w:widowControl/>
+      <w:suppressAutoHyphens w:val="true"/>
       <w:bidi w:val="0"/>
       <w:spacing w:lineRule="auto" w:line="278" w:before="0" w:after="160"/>
       <w:jc w:val="start"/>
@@ -2065,7 +2064,7 @@
       <w:outlineLvl w:val="0"/>
     </w:pPr>
     <w:rPr>
-      <w:rFonts w:ascii="Aptos Display" w:hAnsi="Aptos Display" w:eastAsia="" w:cs="Myanmar Text" w:asciiTheme="majorHAnsi" w:cstheme="majorBidi" w:eastAsiaTheme="majorEastAsia" w:hAnsiTheme="majorHAnsi"/>
+      <w:rFonts w:ascii="Aptos Display" w:hAnsi="Aptos Display" w:eastAsia="" w:cs="" w:asciiTheme="majorHAnsi" w:cstheme="majorBidi" w:eastAsiaTheme="majorEastAsia" w:hAnsiTheme="majorHAnsi"/>
       <w:color w:themeColor="accent1" w:themeShade="bf" w:val="0F4761"/>
       <w:sz w:val="40"/>
       <w:szCs w:val="40"/>
@@ -2088,7 +2087,7 @@
       <w:outlineLvl w:val="1"/>
     </w:pPr>
     <w:rPr>
-      <w:rFonts w:ascii="Aptos Display" w:hAnsi="Aptos Display" w:eastAsia="" w:cs="Myanmar Text" w:asciiTheme="majorHAnsi" w:cstheme="majorBidi" w:eastAsiaTheme="majorEastAsia" w:hAnsiTheme="majorHAnsi"/>
+      <w:rFonts w:ascii="Aptos Display" w:hAnsi="Aptos Display" w:eastAsia="" w:cs="" w:asciiTheme="majorHAnsi" w:cstheme="majorBidi" w:eastAsiaTheme="majorEastAsia" w:hAnsiTheme="majorHAnsi"/>
       <w:color w:themeColor="accent1" w:themeShade="bf" w:val="0F4761"/>
       <w:sz w:val="32"/>
       <w:szCs w:val="32"/>
@@ -2111,7 +2110,7 @@
       <w:outlineLvl w:val="2"/>
     </w:pPr>
     <w:rPr>
-      <w:rFonts w:eastAsia="" w:cs="Myanmar Text" w:cstheme="majorBidi" w:eastAsiaTheme="majorEastAsia"/>
+      <w:rFonts w:eastAsia="" w:cs="" w:cstheme="majorBidi" w:eastAsiaTheme="majorEastAsia"/>
       <w:color w:themeColor="accent1" w:themeShade="bf" w:val="0F4761"/>
       <w:sz w:val="28"/>
       <w:szCs w:val="28"/>
@@ -2134,7 +2133,7 @@
       <w:outlineLvl w:val="3"/>
     </w:pPr>
     <w:rPr>
-      <w:rFonts w:eastAsia="" w:cs="Myanmar Text" w:cstheme="majorBidi" w:eastAsiaTheme="majorEastAsia"/>
+      <w:rFonts w:eastAsia="" w:cs="" w:cstheme="majorBidi" w:eastAsiaTheme="majorEastAsia"/>
       <w:i/>
       <w:iCs/>
       <w:color w:themeColor="accent1" w:themeShade="bf" w:val="0F4761"/>
@@ -2157,7 +2156,7 @@
       <w:outlineLvl w:val="4"/>
     </w:pPr>
     <w:rPr>
-      <w:rFonts w:eastAsia="" w:cs="Myanmar Text" w:cstheme="majorBidi" w:eastAsiaTheme="majorEastAsia"/>
+      <w:rFonts w:eastAsia="" w:cs="" w:cstheme="majorBidi" w:eastAsiaTheme="majorEastAsia"/>
       <w:color w:themeColor="accent1" w:themeShade="bf" w:val="0F4761"/>
     </w:rPr>
   </w:style>
@@ -2178,7 +2177,7 @@
       <w:outlineLvl w:val="5"/>
     </w:pPr>
     <w:rPr>
-      <w:rFonts w:eastAsia="" w:cs="Myanmar Text" w:cstheme="majorBidi" w:eastAsiaTheme="majorEastAsia"/>
+      <w:rFonts w:eastAsia="" w:cs="" w:cstheme="majorBidi" w:eastAsiaTheme="majorEastAsia"/>
       <w:i/>
       <w:iCs/>
       <w:color w:themeColor="text1" w:themeTint="a6" w:val="595959"/>
@@ -2201,7 +2200,7 @@
       <w:outlineLvl w:val="6"/>
     </w:pPr>
     <w:rPr>
-      <w:rFonts w:eastAsia="" w:cs="Myanmar Text" w:cstheme="majorBidi" w:eastAsiaTheme="majorEastAsia"/>
+      <w:rFonts w:eastAsia="" w:cs="" w:cstheme="majorBidi" w:eastAsiaTheme="majorEastAsia"/>
       <w:color w:themeColor="text1" w:themeTint="a6" w:val="595959"/>
     </w:rPr>
   </w:style>
@@ -2222,7 +2221,7 @@
       <w:outlineLvl w:val="7"/>
     </w:pPr>
     <w:rPr>
-      <w:rFonts w:eastAsia="" w:cs="Myanmar Text" w:cstheme="majorBidi" w:eastAsiaTheme="majorEastAsia"/>
+      <w:rFonts w:eastAsia="" w:cs="" w:cstheme="majorBidi" w:eastAsiaTheme="majorEastAsia"/>
       <w:i/>
       <w:iCs/>
       <w:color w:themeColor="text1" w:themeTint="d8" w:val="272727"/>
@@ -2245,7 +2244,7 @@
       <w:outlineLvl w:val="8"/>
     </w:pPr>
     <w:rPr>
-      <w:rFonts w:eastAsia="" w:cs="Myanmar Text" w:cstheme="majorBidi" w:eastAsiaTheme="majorEastAsia"/>
+      <w:rFonts w:eastAsia="" w:cs="" w:cstheme="majorBidi" w:eastAsiaTheme="majorEastAsia"/>
       <w:color w:themeColor="text1" w:themeTint="d8" w:val="272727"/>
     </w:rPr>
   </w:style>
@@ -2265,7 +2264,7 @@
     <w:qFormat/>
     <w:rsid w:val="00ea1053"/>
     <w:rPr>
-      <w:rFonts w:ascii="Aptos Display" w:hAnsi="Aptos Display" w:eastAsia="" w:cs="Myanmar Text" w:asciiTheme="majorHAnsi" w:cstheme="majorBidi" w:eastAsiaTheme="majorEastAsia" w:hAnsiTheme="majorHAnsi"/>
+      <w:rFonts w:ascii="Aptos Display" w:hAnsi="Aptos Display" w:eastAsia="" w:cs="" w:asciiTheme="majorHAnsi" w:cstheme="majorBidi" w:eastAsiaTheme="majorEastAsia" w:hAnsiTheme="majorHAnsi"/>
       <w:color w:themeColor="accent1" w:themeShade="bf" w:val="0F4761"/>
       <w:sz w:val="40"/>
       <w:szCs w:val="40"/>
@@ -2280,7 +2279,7 @@
     <w:qFormat/>
     <w:rsid w:val="00ea1053"/>
     <w:rPr>
-      <w:rFonts w:ascii="Aptos Display" w:hAnsi="Aptos Display" w:eastAsia="" w:cs="Myanmar Text" w:asciiTheme="majorHAnsi" w:cstheme="majorBidi" w:eastAsiaTheme="majorEastAsia" w:hAnsiTheme="majorHAnsi"/>
+      <w:rFonts w:ascii="Aptos Display" w:hAnsi="Aptos Display" w:eastAsia="" w:cs="" w:asciiTheme="majorHAnsi" w:cstheme="majorBidi" w:eastAsiaTheme="majorEastAsia" w:hAnsiTheme="majorHAnsi"/>
       <w:color w:themeColor="accent1" w:themeShade="bf" w:val="0F4761"/>
       <w:sz w:val="32"/>
       <w:szCs w:val="32"/>
@@ -2295,7 +2294,7 @@
     <w:qFormat/>
     <w:rsid w:val="00ea1053"/>
     <w:rPr>
-      <w:rFonts w:eastAsia="" w:cs="Myanmar Text" w:cstheme="majorBidi" w:eastAsiaTheme="majorEastAsia"/>
+      <w:rFonts w:eastAsia="" w:cs="" w:cstheme="majorBidi" w:eastAsiaTheme="majorEastAsia"/>
       <w:color w:themeColor="accent1" w:themeShade="bf" w:val="0F4761"/>
       <w:sz w:val="28"/>
       <w:szCs w:val="28"/>
@@ -2310,7 +2309,7 @@
     <w:qFormat/>
     <w:rsid w:val="00ea1053"/>
     <w:rPr>
-      <w:rFonts w:eastAsia="" w:cs="Myanmar Text" w:cstheme="majorBidi" w:eastAsiaTheme="majorEastAsia"/>
+      <w:rFonts w:eastAsia="" w:cs="" w:cstheme="majorBidi" w:eastAsiaTheme="majorEastAsia"/>
       <w:i/>
       <w:iCs/>
       <w:color w:themeColor="accent1" w:themeShade="bf" w:val="0F4761"/>
@@ -2325,7 +2324,7 @@
     <w:qFormat/>
     <w:rsid w:val="00ea1053"/>
     <w:rPr>
-      <w:rFonts w:eastAsia="" w:cs="Myanmar Text" w:cstheme="majorBidi" w:eastAsiaTheme="majorEastAsia"/>
+      <w:rFonts w:eastAsia="" w:cs="" w:cstheme="majorBidi" w:eastAsiaTheme="majorEastAsia"/>
       <w:color w:themeColor="accent1" w:themeShade="bf" w:val="0F4761"/>
     </w:rPr>
   </w:style>
@@ -2338,7 +2337,7 @@
     <w:qFormat/>
     <w:rsid w:val="00ea1053"/>
     <w:rPr>
-      <w:rFonts w:eastAsia="" w:cs="Myanmar Text" w:cstheme="majorBidi" w:eastAsiaTheme="majorEastAsia"/>
+      <w:rFonts w:eastAsia="" w:cs="" w:cstheme="majorBidi" w:eastAsiaTheme="majorEastAsia"/>
       <w:i/>
       <w:iCs/>
       <w:color w:themeColor="text1" w:themeTint="a6" w:val="595959"/>
@@ -2353,7 +2352,7 @@
     <w:qFormat/>
     <w:rsid w:val="00ea1053"/>
     <w:rPr>
-      <w:rFonts w:eastAsia="" w:cs="Myanmar Text" w:cstheme="majorBidi" w:eastAsiaTheme="majorEastAsia"/>
+      <w:rFonts w:eastAsia="" w:cs="" w:cstheme="majorBidi" w:eastAsiaTheme="majorEastAsia"/>
       <w:color w:themeColor="text1" w:themeTint="a6" w:val="595959"/>
     </w:rPr>
   </w:style>
@@ -2366,7 +2365,7 @@
     <w:qFormat/>
     <w:rsid w:val="00ea1053"/>
     <w:rPr>
-      <w:rFonts w:eastAsia="" w:cs="Myanmar Text" w:cstheme="majorBidi" w:eastAsiaTheme="majorEastAsia"/>
+      <w:rFonts w:eastAsia="" w:cs="" w:cstheme="majorBidi" w:eastAsiaTheme="majorEastAsia"/>
       <w:i/>
       <w:iCs/>
       <w:color w:themeColor="text1" w:themeTint="d8" w:val="272727"/>
@@ -2381,7 +2380,7 @@
     <w:qFormat/>
     <w:rsid w:val="00ea1053"/>
     <w:rPr>
-      <w:rFonts w:eastAsia="" w:cs="Myanmar Text" w:cstheme="majorBidi" w:eastAsiaTheme="majorEastAsia"/>
+      <w:rFonts w:eastAsia="" w:cs="" w:cstheme="majorBidi" w:eastAsiaTheme="majorEastAsia"/>
       <w:color w:themeColor="text1" w:themeTint="d8" w:val="272727"/>
     </w:rPr>
   </w:style>
@@ -2393,7 +2392,7 @@
     <w:qFormat/>
     <w:rsid w:val="00ea1053"/>
     <w:rPr>
-      <w:rFonts w:ascii="Aptos Display" w:hAnsi="Aptos Display" w:eastAsia="" w:cs="Myanmar Text" w:asciiTheme="majorHAnsi" w:cstheme="majorBidi" w:eastAsiaTheme="majorEastAsia" w:hAnsiTheme="majorHAnsi"/>
+      <w:rFonts w:ascii="Aptos Display" w:hAnsi="Aptos Display" w:eastAsia="" w:cs="" w:asciiTheme="majorHAnsi" w:cstheme="majorBidi" w:eastAsiaTheme="majorEastAsia" w:hAnsiTheme="majorHAnsi"/>
       <w:spacing w:val="-10"/>
       <w:kern w:val="2"/>
       <w:sz w:val="56"/>
@@ -2408,7 +2407,7 @@
     <w:qFormat/>
     <w:rsid w:val="00ea1053"/>
     <w:rPr>
-      <w:rFonts w:eastAsia="" w:cs="Myanmar Text" w:cstheme="majorBidi" w:eastAsiaTheme="majorEastAsia"/>
+      <w:rFonts w:eastAsia="" w:cs="" w:cstheme="majorBidi" w:eastAsiaTheme="majorEastAsia"/>
       <w:color w:themeColor="text1" w:themeTint="a6" w:val="595959"/>
       <w:spacing w:val="15"/>
       <w:sz w:val="28"/>
@@ -2582,7 +2581,7 @@
       <w:contextualSpacing/>
     </w:pPr>
     <w:rPr>
-      <w:rFonts w:ascii="Aptos Display" w:hAnsi="Aptos Display" w:eastAsia="" w:cs="Myanmar Text" w:asciiTheme="majorHAnsi" w:cstheme="majorBidi" w:eastAsiaTheme="majorEastAsia" w:hAnsiTheme="majorHAnsi"/>
+      <w:rFonts w:ascii="Aptos Display" w:hAnsi="Aptos Display" w:eastAsia="" w:cs="" w:asciiTheme="majorHAnsi" w:cstheme="majorBidi" w:eastAsiaTheme="majorEastAsia" w:hAnsiTheme="majorHAnsi"/>
       <w:spacing w:val="-10"/>
       <w:kern w:val="2"/>
       <w:sz w:val="56"/>
@@ -2599,7 +2598,7 @@
     <w:rsid w:val="00ea1053"/>
     <w:pPr/>
     <w:rPr>
-      <w:rFonts w:eastAsia="" w:cs="Myanmar Text" w:cstheme="majorBidi" w:eastAsiaTheme="majorEastAsia"/>
+      <w:rFonts w:eastAsia="" w:cs="" w:cstheme="majorBidi" w:eastAsiaTheme="majorEastAsia"/>
       <w:color w:themeColor="text1" w:themeTint="a6" w:val="595959"/>
       <w:spacing w:val="15"/>
       <w:sz w:val="28"/>
